--- a/Volume 1/Chapter 03 - File Handling/SPA_Vol1_Ch3_Lesson3_17a_Configuration_Files_EXTENDED.docx
+++ b/Volume 1/Chapter 03 - File Handling/SPA_Vol1_Ch3_Lesson3_17a_Configuration_Files_EXTENDED.docx
@@ -914,7 +914,10 @@
         <w:keepNext/>
       </w:pPr>
       <w:r>
-        <w:t>Save each file from this lesson into the matching path in the project layout. As in Chapter 1, notepad .\rust\Cargo.toml creates and opens one: choose Yes, type the file, save it with Ctrl+S, and close Notepad. Then install forge-std, Foundry's standard library, into the Solidity project. Linux Assembly runs in WSL or on a Linux computer.</w:t>
+        <w:t>Next, let the tools create the Rust and Solidity projects. Remember, Cargo.toml describes the project: cargo init .\rust writes it, with a starter program, src\main.rs. Remember, Cargo.toml pins the crate: cargo add writes serde and serde_json under [dependencies] at exact versions, and it runs only while the project has a program, so it comes before the next step. This lesson's programs live in src\bin, one file per program, so Remove-Item then deletes the starter. Remember, forge init makes the Solidity p</w:t>
+      </w:r>
+      <w:r>
+        <w:t>roject: --no-git and --offline work as in Chapter 1, --empty leaves out forge's example contracts, and --force lets it fill the solidity folder, which already holds the empty folders made above.</w:t>
       </w:r>
     </w:p>
     <w:p>
@@ -928,6 +931,162 @@
         <w:keepNext/>
       </w:pPr>
       <w:r>
+        <w:t>cargo init .\rust --name config_file --vcs none</w:t>
+      </w:r>
+    </w:p>
+    <w:p>
+      <w:pPr>
+        <w:pStyle w:val="CommandBlock"/>
+        <w:keepNext/>
+      </w:pPr>
+      <w:r>
+        <w:t>cargo add --manifest-path .\rust\Cargo.toml serde@=1.0.229 --features derive</w:t>
+      </w:r>
+    </w:p>
+    <w:p>
+      <w:pPr>
+        <w:pStyle w:val="CommandBlock"/>
+        <w:keepNext/>
+      </w:pPr>
+      <w:r>
+        <w:t>cargo add --manifest-path .\rust\Cargo.toml serde_json@=1.0.151</w:t>
+      </w:r>
+    </w:p>
+    <w:p>
+      <w:pPr>
+        <w:pStyle w:val="CommandBlock"/>
+        <w:keepNext/>
+      </w:pPr>
+      <w:r>
+        <w:t>Remove-Item .\rust\src\main.rs</w:t>
+      </w:r>
+    </w:p>
+    <w:p>
+      <w:pPr>
+        <w:pStyle w:val="CommandBlock"/>
+      </w:pPr>
+      <w:r>
+        <w:t>forge init .\solidity --empty --no-git --offline --force</w:t>
+      </w:r>
+    </w:p>
+    <w:p>
+      <w:pPr>
+        <w:keepNext/>
+      </w:pPr>
+    </w:p>
+    <w:p>
+      <w:r>
+        <w:t>Then type the Solidity project's settings over the foundry.toml that forge init wrote. foundry.toml is the same as in Lesson 3.15a: fs_permissions gives read-write access to the lesson folder, which reading and saving service.json need. notepad .\solidity\foundry.toml opens the file: replace its text with the file below, save it with Ctrl+S, and close Notepad.</w:t>
+      </w:r>
+    </w:p>
+    <w:p>
+      <w:pPr>
+        <w:keepNext/>
+      </w:pPr>
+    </w:p>
+    <w:p>
+      <w:pPr>
+        <w:pStyle w:val="Heading3"/>
+      </w:pPr>
+      <w:r>
+        <w:t>solidity/foundry.toml</w:t>
+      </w:r>
+    </w:p>
+    <w:p>
+      <w:pPr>
+        <w:pStyle w:val="SourceCode"/>
+        <w:keepNext/>
+      </w:pPr>
+      <w:r>
+        <w:t>[profile.default]</w:t>
+      </w:r>
+    </w:p>
+    <w:p>
+      <w:pPr>
+        <w:pStyle w:val="SourceCode"/>
+        <w:keepNext/>
+      </w:pPr>
+      <w:r>
+        <w:t># The scripts in script/ are the only Solidity sources in this project.</w:t>
+      </w:r>
+    </w:p>
+    <w:p>
+      <w:pPr>
+        <w:pStyle w:val="SourceCode"/>
+        <w:keepNext/>
+      </w:pPr>
+      <w:r>
+        <w:t>src = "script"</w:t>
+      </w:r>
+    </w:p>
+    <w:p>
+      <w:pPr>
+        <w:pStyle w:val="SourceCode"/>
+        <w:keepNext/>
+      </w:pPr>
+      <w:r>
+        <w:t># forge install puts forge-std in lib/.</w:t>
+      </w:r>
+    </w:p>
+    <w:p>
+      <w:pPr>
+        <w:pStyle w:val="SourceCode"/>
+        <w:keepNext/>
+      </w:pPr>
+      <w:r>
+        <w:t>libs = ["lib"]</w:t>
+      </w:r>
+    </w:p>
+    <w:p>
+      <w:pPr>
+        <w:pStyle w:val="SourceCode"/>
+        <w:keepNext/>
+      </w:pPr>
+      <w:r>
+        <w:t># The file cheatcodes may read and write only inside the lesson folder,</w:t>
+      </w:r>
+    </w:p>
+    <w:p>
+      <w:pPr>
+        <w:pStyle w:val="SourceCode"/>
+        <w:keepNext/>
+      </w:pPr>
+      <w:r>
+        <w:t># the folder above the project root ("../"), and nowhere else.</w:t>
+      </w:r>
+    </w:p>
+    <w:p>
+      <w:pPr>
+        <w:pStyle w:val="SourceCode"/>
+      </w:pPr>
+      <w:r>
+        <w:t>fs_permissions = [{ access = "read-write", path = "../" }]</w:t>
+      </w:r>
+    </w:p>
+    <w:p>
+      <w:pPr>
+        <w:keepNext/>
+      </w:pPr>
+    </w:p>
+    <w:p>
+      <w:pPr>
+        <w:keepNext/>
+      </w:pPr>
+      <w:r>
+        <w:t>Then install forge-std, Foundry's standard library, into the Solidity project. Linux Assembly runs in WSL or on a Linux computer.</w:t>
+      </w:r>
+    </w:p>
+    <w:p>
+      <w:pPr>
+        <w:keepNext/>
+      </w:pPr>
+    </w:p>
+    <w:p>
+      <w:pPr>
+        <w:pStyle w:val="CommandBlock"/>
+        <w:keepNext/>
+      </w:pPr>
+      <w:r>
         <w:t>Push-Location .\solidity</w:t>
       </w:r>
     </w:p>
@@ -954,6 +1113,16 @@
       </w:pPr>
     </w:p>
     <w:p>
+      <w:r>
+        <w:t>You save each source file in its language's section below, as each is shown. As in Chapter 1, notepad .\rust\src\bin\basic_config_file.rs creates and opens one: choose Yes, type the file, save it with Ctrl+S, and close Notepad.</w:t>
+      </w:r>
+    </w:p>
+    <w:p>
+      <w:pPr>
+        <w:keepNext/>
+      </w:pPr>
+    </w:p>
+    <w:p>
       <w:pPr>
         <w:keepNext/>
       </w:pPr>
@@ -1015,7 +1184,7 @@
         <w:keepNext/>
       </w:pPr>
       <w:r>
-        <w:t>Save each file from this lesson into the matching path in the project layout. As in Chapter 1, nano ./rust/Cargo.toml creates and opens one: type the file, then save and close it with Ctrl+O, Enter, then Ctrl+X. Then install forge-std.</w:t>
+        <w:t>Then create the Rust and Solidity projects with the same commands as on Windows; rm deletes the starter main.rs.</w:t>
       </w:r>
     </w:p>
     <w:p>
@@ -1026,9 +1195,81 @@
     <w:p>
       <w:pPr>
         <w:pStyle w:val="CommandBlock"/>
+        <w:keepNext/>
+      </w:pPr>
+      <w:r>
+        <w:t>cargo init ./rust --name config_file --vcs none</w:t>
+      </w:r>
+    </w:p>
+    <w:p>
+      <w:pPr>
+        <w:pStyle w:val="CommandBlock"/>
+        <w:keepNext/>
+      </w:pPr>
+      <w:r>
+        <w:t>cargo add --manifest-path ./rust/Cargo.toml serde@=1.0.229 --features derive</w:t>
+      </w:r>
+    </w:p>
+    <w:p>
+      <w:pPr>
+        <w:pStyle w:val="CommandBlock"/>
+        <w:keepNext/>
+      </w:pPr>
+      <w:r>
+        <w:t>cargo add --manifest-path ./rust/Cargo.toml serde_json@=1.0.151</w:t>
+      </w:r>
+    </w:p>
+    <w:p>
+      <w:pPr>
+        <w:pStyle w:val="CommandBlock"/>
+        <w:keepNext/>
+      </w:pPr>
+      <w:r>
+        <w:t>rm ./rust/src/main.rs</w:t>
+      </w:r>
+    </w:p>
+    <w:p>
+      <w:pPr>
+        <w:pStyle w:val="CommandBlock"/>
+      </w:pPr>
+      <w:r>
+        <w:t>forge init ./solidity --empty --no-git --offline --force</w:t>
+      </w:r>
+    </w:p>
+    <w:p>
+      <w:pPr>
+        <w:keepNext/>
+      </w:pPr>
+    </w:p>
+    <w:p>
+      <w:pPr>
+        <w:keepNext/>
+      </w:pPr>
+      <w:r>
+        <w:t>Type solidity/foundry.toml exactly as shown in the Windows setup, over the file forge init wrote. Then install forge-std.</w:t>
+      </w:r>
+    </w:p>
+    <w:p>
+      <w:pPr>
+        <w:keepNext/>
+      </w:pPr>
+    </w:p>
+    <w:p>
+      <w:pPr>
+        <w:pStyle w:val="CommandBlock"/>
       </w:pPr>
       <w:r>
         <w:t>(cd ./solidity &amp;&amp; forge install foundry-rs/forge-std@v1.16.2 --no-git)</w:t>
+      </w:r>
+    </w:p>
+    <w:p>
+      <w:pPr>
+        <w:keepNext/>
+      </w:pPr>
+    </w:p>
+    <w:p>
+      <w:r>
+        <w:t>You save each source file in its language's section below, as each is shown. As in Chapter 1, nano ./rust/src/bin/basic_config_file.rs creates and opens one: type the file, then save and close it with Ctrl+O, Enter, then Ctrl+X.</w:t>
       </w:r>
     </w:p>
     <w:p>
@@ -24496,7 +24737,7 @@
     </w:p>
     <w:p>
       <w:r>
-        <w:t>Cargo.toml names this lesson's package, config_file, and its two programs, and pins serde and serde_json to the same versions as Lesson 3.15a; the derive feature also switches on the #[serde(...)] attribute. foundry.toml is the same as in Lesson 3.15a: fs_permissions gives read-write access to the lesson folder, which reading and saving service.json need.</w:t>
+        <w:t>This is the file the setup commands wrote, shown here so you can check yours. Cargo.toml names this lesson's package, config_file, and its two programs, and pins serde and serde_json to the same versions as Lesson 3.15a; the derive feature also switches on the #[serde(...)] attribute. cargo init and cargo add do not write the comment lines, which are this lesson's notes about the file; the blank lines may differ.</w:t>
       </w:r>
     </w:p>
     <w:p>
@@ -24633,95 +24874,6 @@
       </w:pPr>
       <w:r>
         <w:t>serde_json = "=1.0.151"</w:t>
-      </w:r>
-    </w:p>
-    <w:p>
-      <w:pPr>
-        <w:keepNext/>
-      </w:pPr>
-    </w:p>
-    <w:p>
-      <w:pPr>
-        <w:keepNext/>
-      </w:pPr>
-    </w:p>
-    <w:p>
-      <w:pPr>
-        <w:pStyle w:val="Heading2"/>
-      </w:pPr>
-      <w:r>
-        <w:t>solidity/foundry.toml</w:t>
-      </w:r>
-    </w:p>
-    <w:p>
-      <w:pPr>
-        <w:pStyle w:val="SourceCode"/>
-        <w:keepNext/>
-      </w:pPr>
-      <w:r>
-        <w:t>[profile.default]</w:t>
-      </w:r>
-    </w:p>
-    <w:p>
-      <w:pPr>
-        <w:pStyle w:val="SourceCode"/>
-        <w:keepNext/>
-      </w:pPr>
-      <w:r>
-        <w:t># The scripts in script/ are the only Solidity sources in this project.</w:t>
-      </w:r>
-    </w:p>
-    <w:p>
-      <w:pPr>
-        <w:pStyle w:val="SourceCode"/>
-        <w:keepNext/>
-      </w:pPr>
-      <w:r>
-        <w:t>src = "script"</w:t>
-      </w:r>
-    </w:p>
-    <w:p>
-      <w:pPr>
-        <w:pStyle w:val="SourceCode"/>
-        <w:keepNext/>
-      </w:pPr>
-      <w:r>
-        <w:t># forge install puts forge-std in lib/.</w:t>
-      </w:r>
-    </w:p>
-    <w:p>
-      <w:pPr>
-        <w:pStyle w:val="SourceCode"/>
-        <w:keepNext/>
-      </w:pPr>
-      <w:r>
-        <w:t>libs = ["lib"]</w:t>
-      </w:r>
-    </w:p>
-    <w:p>
-      <w:pPr>
-        <w:pStyle w:val="SourceCode"/>
-        <w:keepNext/>
-      </w:pPr>
-      <w:r>
-        <w:t># The file cheatcodes may read and write only inside the lesson folder,</w:t>
-      </w:r>
-    </w:p>
-    <w:p>
-      <w:pPr>
-        <w:pStyle w:val="SourceCode"/>
-        <w:keepNext/>
-      </w:pPr>
-      <w:r>
-        <w:t># the folder above the project root ("../"), and nowhere else.</w:t>
-      </w:r>
-    </w:p>
-    <w:p>
-      <w:pPr>
-        <w:pStyle w:val="SourceCode"/>
-      </w:pPr>
-      <w:r>
-        <w:t>fs_permissions = [{ access = "read-write", path = "../" }]</w:t>
       </w:r>
     </w:p>
     <w:p>
@@ -25975,31 +26127,31 @@
       </w:rPr>
     </w:lvl>
   </w:abstractNum>
-  <w:num w:numId="1" w16cid:durableId="609319218">
+  <w:num w:numId="1" w16cid:durableId="204412935">
     <w:abstractNumId w:val="8"/>
   </w:num>
-  <w:num w:numId="2" w16cid:durableId="310142308">
+  <w:num w:numId="2" w16cid:durableId="1256356933">
     <w:abstractNumId w:val="6"/>
   </w:num>
-  <w:num w:numId="3" w16cid:durableId="1226182136">
+  <w:num w:numId="3" w16cid:durableId="1351494407">
     <w:abstractNumId w:val="5"/>
   </w:num>
-  <w:num w:numId="4" w16cid:durableId="140511326">
+  <w:num w:numId="4" w16cid:durableId="1333145106">
     <w:abstractNumId w:val="4"/>
   </w:num>
-  <w:num w:numId="5" w16cid:durableId="1604410985">
+  <w:num w:numId="5" w16cid:durableId="908686945">
     <w:abstractNumId w:val="7"/>
   </w:num>
-  <w:num w:numId="6" w16cid:durableId="1291204211">
+  <w:num w:numId="6" w16cid:durableId="656616984">
     <w:abstractNumId w:val="3"/>
   </w:num>
-  <w:num w:numId="7" w16cid:durableId="1097480699">
+  <w:num w:numId="7" w16cid:durableId="857085537">
     <w:abstractNumId w:val="2"/>
   </w:num>
-  <w:num w:numId="8" w16cid:durableId="2039160949">
+  <w:num w:numId="8" w16cid:durableId="1174999996">
     <w:abstractNumId w:val="1"/>
   </w:num>
-  <w:num w:numId="9" w16cid:durableId="433942781">
+  <w:num w:numId="9" w16cid:durableId="915942639">
     <w:abstractNumId w:val="0"/>
   </w:num>
 </w:numbering>

--- a/Volume 1/Chapter 03 - File Handling/SPA_Vol1_Ch3_Lesson3_17a_Configuration_Files_EXTENDED.docx
+++ b/Volume 1/Chapter 03 - File Handling/SPA_Vol1_Ch3_Lesson3_17a_Configuration_Files_EXTENDED.docx
@@ -1021,7 +1021,7 @@
         <w:keepNext/>
       </w:pPr>
       <w:r>
-        <w:t>[profile.default]</w:t>
+        <w:t>[profile.default]  # Remember, the settings forge uses by default.</w:t>
       </w:r>
     </w:p>
     <w:p>
@@ -1062,6 +1062,7 @@
         <w:pStyle w:val="SourceCode"/>
       </w:pPr>
       <w:r>
+        <w:lastRenderedPageBreak/>
         <w:t># The file cheatcodes may read and write only service.json in this</w:t>
       </w:r>
     </w:p>
@@ -3577,23 +3578,23 @@
         <w:pStyle w:val="SourceCode"/>
       </w:pPr>
       <w:r>
-        <w:t xml:space="preserve">    ; The file was read and closed in step 2, so "wb" now replaces its</w:t>
-      </w:r>
-    </w:p>
-    <w:p>
-      <w:pPr>
-        <w:pStyle w:val="SourceCode"/>
-      </w:pPr>
-      <w:r>
-        <w:t xml:space="preserve">    ; whole contents, as Lesson 3.5a's overwrite did. rbx is free again,</w:t>
-      </w:r>
-    </w:p>
-    <w:p>
-      <w:pPr>
-        <w:pStyle w:val="SourceCode"/>
-      </w:pPr>
-      <w:r>
-        <w:t xml:space="preserve">    ; so it keeps the handle.</w:t>
+        <w:t xml:space="preserve">    ; It was read and closed in step 2, so "wb" replaces its whole contents,</w:t>
+      </w:r>
+    </w:p>
+    <w:p>
+      <w:pPr>
+        <w:pStyle w:val="SourceCode"/>
+      </w:pPr>
+      <w:r>
+        <w:t xml:space="preserve">    ; as in Lesson 3.5a. Remember, the b stops Windows writing 10 as 13 10.</w:t>
+      </w:r>
+    </w:p>
+    <w:p>
+      <w:pPr>
+        <w:pStyle w:val="SourceCode"/>
+      </w:pPr>
+      <w:r>
+        <w:t xml:space="preserve">    ; rbx is free again, so it keeps the handle.</w:t>
       </w:r>
     </w:p>
     <w:p>
@@ -5363,7 +5364,7 @@
         <w:pStyle w:val="SourceCode"/>
       </w:pPr>
       <w:r>
-        <w:t xml:space="preserve">    ; and eax = 0 before printf.</w:t>
+        <w:t xml:space="preserve">    ; and eax = 0 before printf says no xmm registers carry values.</w:t>
       </w:r>
     </w:p>
     <w:p>
@@ -5895,23 +5896,23 @@
         <w:pStyle w:val="SourceCode"/>
       </w:pPr>
       <w:r>
-        <w:t xml:space="preserve">    ; The file was read and closed in step 2, so "wb" now replaces its</w:t>
-      </w:r>
-    </w:p>
-    <w:p>
-      <w:pPr>
-        <w:pStyle w:val="SourceCode"/>
-      </w:pPr>
-      <w:r>
-        <w:t xml:space="preserve">    ; whole contents, as Lesson 3.5a's overwrite did. rbx is free again,</w:t>
-      </w:r>
-    </w:p>
-    <w:p>
-      <w:pPr>
-        <w:pStyle w:val="SourceCode"/>
-      </w:pPr>
-      <w:r>
-        <w:t xml:space="preserve">    ; so it keeps the handle.</w:t>
+        <w:t xml:space="preserve">    ; It was read and closed in step 2, so "wb" replaces its whole contents,</w:t>
+      </w:r>
+    </w:p>
+    <w:p>
+      <w:pPr>
+        <w:pStyle w:val="SourceCode"/>
+      </w:pPr>
+      <w:r>
+        <w:t xml:space="preserve">    ; as Lesson 3.5a's overwrite did. Remember, on Linux the b changes nothing.</w:t>
+      </w:r>
+    </w:p>
+    <w:p>
+      <w:pPr>
+        <w:pStyle w:val="SourceCode"/>
+      </w:pPr>
+      <w:r>
+        <w:t xml:space="preserve">    ; rbx is free again, so it keeps the handle.</w:t>
       </w:r>
     </w:p>
     <w:p>
@@ -6335,7 +6336,6 @@
     <w:p>
       <w:pPr>
         <w:pStyle w:val="SourceCode"/>
-        <w:keepNext/>
       </w:pPr>
       <w:r>
         <w:t xml:space="preserve">    pop r12</w:t>
@@ -6344,7 +6344,6 @@
     <w:p>
       <w:pPr>
         <w:pStyle w:val="SourceCode"/>
-        <w:keepNext/>
       </w:pPr>
       <w:r>
         <w:t xml:space="preserve">    pop rbx</w:t>
@@ -6353,6 +6352,7 @@
     <w:p>
       <w:pPr>
         <w:pStyle w:val="SourceCode"/>
+        <w:keepNext/>
       </w:pPr>
       <w:r>
         <w:t xml:space="preserve">    ret</w:t>
@@ -6360,6 +6360,29 @@
     </w:p>
     <w:p>
       <w:pPr>
+        <w:pStyle w:val="SourceCode"/>
+        <w:keepNext/>
+      </w:pPr>
+    </w:p>
+    <w:p>
+      <w:pPr>
+        <w:pStyle w:val="SourceCode"/>
+        <w:keepNext/>
+      </w:pPr>
+      <w:r>
+        <w:t>; Remember, this marks the stack as not executable, as Linux linkers expect.</w:t>
+      </w:r>
+    </w:p>
+    <w:p>
+      <w:pPr>
+        <w:pStyle w:val="SourceCode"/>
+      </w:pPr>
+      <w:r>
+        <w:t>section .note.GNU-stack noalloc noexec nowrite progbits</w:t>
+      </w:r>
+    </w:p>
+    <w:p>
+      <w:pPr>
         <w:keepNext/>
       </w:pPr>
     </w:p>
@@ -8072,7 +8095,7 @@
         <w:pStyle w:val="SourceCode"/>
       </w:pPr>
       <w:r>
-        <w:t>; Remember, "wb" replaces the whole contents.</w:t>
+        <w:t>; Remember, "wb" replaces the whole contents; the b stops 10 becoming 13 10.</w:t>
       </w:r>
     </w:p>
     <w:p>
@@ -8389,15 +8412,15 @@
         <w:pStyle w:val="SourceCode"/>
       </w:pPr>
       <w:r>
-        <w:t>; setting when the file does not name it. They are written once, here,</w:t>
-      </w:r>
-    </w:p>
-    <w:p>
-      <w:pPr>
-        <w:pStyle w:val="SourceCode"/>
-      </w:pPr>
-      <w:r>
-        <w:t>; so every part of the program that needs them uses the same values.</w:t>
+        <w:t>; setting the file does not name, written once here for the whole program.</w:t>
+      </w:r>
+    </w:p>
+    <w:p>
+      <w:pPr>
+        <w:pStyle w:val="SourceCode"/>
+      </w:pPr>
+      <w:r>
+        <w:t>; Remember, snprintf copies a text into the record, at most TEXT_SIZE bytes.</w:t>
       </w:r>
     </w:p>
     <w:p>
@@ -9735,23 +9758,23 @@
         <w:pStyle w:val="SourceCode"/>
       </w:pPr>
       <w:r>
-        <w:t>; save_config: builds a JSON object from a record, serializes it as</w:t>
-      </w:r>
-    </w:p>
-    <w:p>
-      <w:pPr>
-        <w:pStyle w:val="SourceCode"/>
-      </w:pPr>
-      <w:r>
-        <w:t>; compact text, and writes it with one line ending to a path, replacing</w:t>
-      </w:r>
-    </w:p>
-    <w:p>
-      <w:pPr>
-        <w:pStyle w:val="SourceCode"/>
-      </w:pPr>
-      <w:r>
-        <w:t>; the file. This is Lesson 3.15a's save_config, unchanged.</w:t>
+        <w:t>; save_config: Lesson 3.15a's, unchanged: writes the record over the file</w:t>
+      </w:r>
+    </w:p>
+    <w:p>
+      <w:pPr>
+        <w:pStyle w:val="SourceCode"/>
+      </w:pPr>
+      <w:r>
+        <w:t>; as compact JSON and a 10. Remember, a cJSON_Add returns 0 on failure and</w:t>
+      </w:r>
+    </w:p>
+    <w:p>
+      <w:pPr>
+        <w:pStyle w:val="SourceCode"/>
+      </w:pPr>
+      <w:r>
+        <w:t>; when the object is 0, so one check does both; the port goes as a double in xmm2.</w:t>
       </w:r>
     </w:p>
     <w:p>
@@ -10315,7 +10338,7 @@
         <w:pStyle w:val="SourceCode"/>
       </w:pPr>
       <w:r>
-        <w:t>; main keeps nothing across calls, so sub rsp, 40 is all it needs.</w:t>
+        <w:t>; main pushes nothing; sub rsp, 40 is 32 bytes of scratch space, aligned.</w:t>
       </w:r>
     </w:p>
     <w:p>
@@ -10703,15 +10726,15 @@
         <w:pStyle w:val="SourceCode"/>
       </w:pPr>
       <w:r>
-        <w:t>; Remember, fprintf with stderr writes the Error line, and eax = 1 from</w:t>
-      </w:r>
-    </w:p>
-    <w:p>
-      <w:pPr>
-        <w:pStyle w:val="SourceCode"/>
-      </w:pPr>
-      <w:r>
-        <w:t>; main reports the failure.</w:t>
+        <w:t>; Remember, fprintf with stderr writes the Error line: __acrt_iob_func(2)</w:t>
+      </w:r>
+    </w:p>
+    <w:p>
+      <w:pPr>
+        <w:pStyle w:val="SourceCode"/>
+      </w:pPr>
+      <w:r>
+        <w:t>; finds the error stream, and eax = 1 from main reports the failure.</w:t>
       </w:r>
     </w:p>
     <w:p>
@@ -12331,7 +12354,7 @@
         <w:pStyle w:val="SourceCode"/>
       </w:pPr>
       <w:r>
-        <w:t>; Remember, "wb" replaces the whole contents.</w:t>
+        <w:t>; Remember, "wb" replaces the whole contents; on Linux the b changes nothing.</w:t>
       </w:r>
     </w:p>
     <w:p>
@@ -12645,15 +12668,15 @@
         <w:pStyle w:val="SourceCode"/>
       </w:pPr>
       <w:r>
-        <w:t>; setting when the file does not name it. They are written once, here,</w:t>
-      </w:r>
-    </w:p>
-    <w:p>
-      <w:pPr>
-        <w:pStyle w:val="SourceCode"/>
-      </w:pPr>
-      <w:r>
-        <w:t>; so every part of the program that needs them uses the same values.</w:t>
+        <w:t>; setting the file does not name, written once here for the whole program.</w:t>
+      </w:r>
+    </w:p>
+    <w:p>
+      <w:pPr>
+        <w:pStyle w:val="SourceCode"/>
+      </w:pPr>
+      <w:r>
+        <w:t>; Remember, snprintf copies a text into the record, at most TEXT_SIZE bytes.</w:t>
       </w:r>
     </w:p>
     <w:p>
@@ -14007,23 +14030,23 @@
         <w:pStyle w:val="SourceCode"/>
       </w:pPr>
       <w:r>
-        <w:t>; save_config: builds a JSON object from a record, serializes it as</w:t>
-      </w:r>
-    </w:p>
-    <w:p>
-      <w:pPr>
-        <w:pStyle w:val="SourceCode"/>
-      </w:pPr>
-      <w:r>
-        <w:t>; compact text, and writes it with one line ending to a path, replacing</w:t>
-      </w:r>
-    </w:p>
-    <w:p>
-      <w:pPr>
-        <w:pStyle w:val="SourceCode"/>
-      </w:pPr>
-      <w:r>
-        <w:t>; the file. This is Lesson 3.15a's save_config, unchanged.</w:t>
+        <w:t>; save_config: Lesson 3.15a's, unchanged: writes the record over the file</w:t>
+      </w:r>
+    </w:p>
+    <w:p>
+      <w:pPr>
+        <w:pStyle w:val="SourceCode"/>
+      </w:pPr>
+      <w:r>
+        <w:t>; as compact JSON and a 10. Remember, a cJSON_Add returns 0 on failure and</w:t>
+      </w:r>
+    </w:p>
+    <w:p>
+      <w:pPr>
+        <w:pStyle w:val="SourceCode"/>
+      </w:pPr>
+      <w:r>
+        <w:t>; when the object is 0, so one check does both; the port goes as a double in xmm0.</w:t>
       </w:r>
     </w:p>
     <w:p>
@@ -14595,15 +14618,15 @@
         <w:pStyle w:val="SourceCode"/>
       </w:pPr>
       <w:r>
-        <w:t>; main keeps nothing across calls, so sub rsp, 8 is all it needs to keep</w:t>
-      </w:r>
-    </w:p>
-    <w:p>
-      <w:pPr>
-        <w:pStyle w:val="SourceCode"/>
-      </w:pPr>
-      <w:r>
-        <w:t>; the stack aligned.</w:t>
+        <w:t>; main pushes nothing; sub rsp, 8 keeps the stack aligned. Remember,</w:t>
+      </w:r>
+    </w:p>
+    <w:p>
+      <w:pPr>
+        <w:pStyle w:val="SourceCode"/>
+      </w:pPr>
+      <w:r>
+        <w:t>; xor eax, eax before printf says no xmm registers carry values.</w:t>
       </w:r>
     </w:p>
     <w:p>
@@ -15309,7 +15332,6 @@
     <w:p>
       <w:pPr>
         <w:pStyle w:val="SourceCode"/>
-        <w:keepNext/>
       </w:pPr>
       <w:r>
         <w:t>.done:</w:t>
@@ -15318,7 +15340,6 @@
     <w:p>
       <w:pPr>
         <w:pStyle w:val="SourceCode"/>
-        <w:keepNext/>
       </w:pPr>
       <w:r>
         <w:t xml:space="preserve">    add rsp, 8</w:t>
@@ -15327,6 +15348,7 @@
     <w:p>
       <w:pPr>
         <w:pStyle w:val="SourceCode"/>
+        <w:keepNext/>
       </w:pPr>
       <w:r>
         <w:t xml:space="preserve">    ret</w:t>
@@ -15334,6 +15356,29 @@
     </w:p>
     <w:p>
       <w:pPr>
+        <w:pStyle w:val="SourceCode"/>
+        <w:keepNext/>
+      </w:pPr>
+    </w:p>
+    <w:p>
+      <w:pPr>
+        <w:pStyle w:val="SourceCode"/>
+        <w:keepNext/>
+      </w:pPr>
+      <w:r>
+        <w:t>; Remember, this marks the stack as not executable, as Linux linkers expect.</w:t>
+      </w:r>
+    </w:p>
+    <w:p>
+      <w:pPr>
+        <w:pStyle w:val="SourceCode"/>
+      </w:pPr>
+      <w:r>
+        <w:t>section .note.GNU-stack noalloc noexec nowrite progbits</w:t>
+      </w:r>
+    </w:p>
+    <w:p>
+      <w:pPr>
         <w:keepNext/>
       </w:pPr>
     </w:p>
@@ -16608,23 +16653,23 @@
         <w:pStyle w:val="SourceCode"/>
       </w:pPr>
       <w:r>
-        <w:t xml:space="preserve">    // Step 6: save the text back into service.json. The file was read and</w:t>
-      </w:r>
-    </w:p>
-    <w:p>
-      <w:pPr>
-        <w:pStyle w:val="SourceCode"/>
-      </w:pPr>
-      <w:r>
-        <w:t xml:space="preserve">    // closed in step 1, so writing it now replaces its whole contents, as</w:t>
-      </w:r>
-    </w:p>
-    <w:p>
-      <w:pPr>
-        <w:pStyle w:val="SourceCode"/>
-      </w:pPr>
-      <w:r>
-        <w:t xml:space="preserve">    // Lesson 3.5a's overwrite did. Remember, fs::write replaces the file.</w:t>
+        <w:t xml:space="preserve">    // Step 6: save the text and one line ending back into service.json; it</w:t>
+      </w:r>
+    </w:p>
+    <w:p>
+      <w:pPr>
+        <w:pStyle w:val="SourceCode"/>
+      </w:pPr>
+      <w:r>
+        <w:t xml:space="preserve">    // was read in step 1, so fs::write replaces its contents (Lesson 3.5a).</w:t>
+      </w:r>
+    </w:p>
+    <w:p>
+      <w:pPr>
+        <w:pStyle w:val="SourceCode"/>
+      </w:pPr>
+      <w:r>
+        <w:t xml:space="preserve">    // Remember, String + &amp;str adds text, and display() shows a path as text.</w:t>
       </w:r>
     </w:p>
     <w:p>
@@ -17159,10 +17204,10 @@
     </w:p>
     <w:p>
       <w:r>
-        <w:t>The production-minded version prints the same lines and saves the same file. default_config holds the defaults, as in the Basic version. load_config reads the file and parses it; serde_json refuses a document that is not one object and any value of the wrong kind, and load_config turns that into the one message every language prints, then checks the port's range. A failed read names the file and error.kind(), as in Lesson 3.2a. It returns a Result&lt;ServiceConfig, String&gt;. save_config is Lesson 3.15a's, uncha</w:t>
-      </w:r>
-      <w:r>
-        <w:t>nged. main matches each Result and, on a failure, prints one Error line and ends with std::process::exit(1).</w:t>
+        <w:t>The production-minded version prints the same lines and saves the same file. default_config holds the defaults, as in the Basic version. load_config reads the file and parses it into a serde_json::Value, refuses it unless is_object() says it is one object, and fills the struct with serde_json::from_value, which refuses any value of the wrong kind; load_config turns each of these into the one message every language prints, then checks the port's range. A failed read names the file and error.kind(), as in Les</w:t>
+      </w:r>
+      <w:r>
+        <w:t>son 3.2a. It returns a Result&lt;ServiceConfig, String&gt;. save_config is Lesson 3.15a's, unchanged. main matches each Result and, on a failure, prints one Error line and ends with std::process::exit(1).</w:t>
       </w:r>
     </w:p>
     <w:p>
@@ -17528,7 +17573,103 @@
         <w:pStyle w:val="SourceCode"/>
       </w:pPr>
       <w:r>
-        <w:t xml:space="preserve">    let config: ServiceConfig = match serde_json::from_str(&amp;json_text) {</w:t>
+        <w:t xml:space="preserve">    // serde would also fill the struct from a JSON list, by position, so</w:t>
+      </w:r>
+    </w:p>
+    <w:p>
+      <w:pPr>
+        <w:pStyle w:val="SourceCode"/>
+      </w:pPr>
+      <w:r>
+        <w:t xml:space="preserve">    // the text is read first as a serde_json::Value, which holds any one</w:t>
+      </w:r>
+    </w:p>
+    <w:p>
+      <w:pPr>
+        <w:pStyle w:val="SourceCode"/>
+      </w:pPr>
+      <w:r>
+        <w:t xml:space="preserve">    // JSON value, and is_object() is true only when it is one object.</w:t>
+      </w:r>
+    </w:p>
+    <w:p>
+      <w:pPr>
+        <w:pStyle w:val="SourceCode"/>
+      </w:pPr>
+      <w:r>
+        <w:t xml:space="preserve">    // Remember, ! means not. serde_json::from_value then fills the struct</w:t>
+      </w:r>
+    </w:p>
+    <w:p>
+      <w:pPr>
+        <w:pStyle w:val="SourceCode"/>
+      </w:pPr>
+      <w:r>
+        <w:t xml:space="preserve">    // from that object, with the same defaults and kind checks.</w:t>
+      </w:r>
+    </w:p>
+    <w:p>
+      <w:pPr>
+        <w:pStyle w:val="SourceCode"/>
+      </w:pPr>
+      <w:r>
+        <w:t xml:space="preserve">    let document: serde_json::Value = match serde_json::from_str(&amp;json_text) {</w:t>
+      </w:r>
+    </w:p>
+    <w:p>
+      <w:pPr>
+        <w:pStyle w:val="SourceCode"/>
+      </w:pPr>
+      <w:r>
+        <w:t xml:space="preserve">        Ok(document) =&gt; document,</w:t>
+      </w:r>
+    </w:p>
+    <w:p>
+      <w:pPr>
+        <w:pStyle w:val="SourceCode"/>
+      </w:pPr>
+      <w:r>
+        <w:t xml:space="preserve">        Err(_) =&gt; return Err(format!("{path} is not a valid JSON configuration")),</w:t>
+      </w:r>
+    </w:p>
+    <w:p>
+      <w:pPr>
+        <w:pStyle w:val="SourceCode"/>
+      </w:pPr>
+      <w:r>
+        <w:t xml:space="preserve">    };</w:t>
+      </w:r>
+    </w:p>
+    <w:p>
+      <w:pPr>
+        <w:pStyle w:val="SourceCode"/>
+      </w:pPr>
+      <w:r>
+        <w:t xml:space="preserve">    if !document.is_object() {</w:t>
+      </w:r>
+    </w:p>
+    <w:p>
+      <w:pPr>
+        <w:pStyle w:val="SourceCode"/>
+      </w:pPr>
+      <w:r>
+        <w:t xml:space="preserve">        return Err(format!("{path} is not a valid JSON configuration"));</w:t>
+      </w:r>
+    </w:p>
+    <w:p>
+      <w:pPr>
+        <w:pStyle w:val="SourceCode"/>
+      </w:pPr>
+      <w:r>
+        <w:t xml:space="preserve">    }</w:t>
+      </w:r>
+    </w:p>
+    <w:p>
+      <w:pPr>
+        <w:pStyle w:val="SourceCode"/>
+      </w:pPr>
+      <w:r>
+        <w:t xml:space="preserve">    let config: ServiceConfig = match serde_json::from_value(document) {</w:t>
       </w:r>
     </w:p>
     <w:p>
@@ -17629,15 +17770,15 @@
         <w:pStyle w:val="SourceCode"/>
       </w:pPr>
       <w:r>
-        <w:t>/// to path, replacing the file, or returns an Err naming the file. This</w:t>
-      </w:r>
-    </w:p>
-    <w:p>
-      <w:pPr>
-        <w:pStyle w:val="SourceCode"/>
-      </w:pPr>
-      <w:r>
-        <w:t>/// is Lesson 3.15a's save_config, unchanged.</w:t>
+        <w:t>/// to path, replacing the file, or returns an Err naming the file (Lesson</w:t>
+      </w:r>
+    </w:p>
+    <w:p>
+      <w:pPr>
+        <w:pStyle w:val="SourceCode"/>
+      </w:pPr>
+      <w:r>
+        <w:t>/// 3.15a's, unchanged). Remember, Ok(()) means it worked, with no value.</w:t>
       </w:r>
     </w:p>
     <w:p>
@@ -18601,7 +18742,7 @@
     </w:p>
     <w:p>
       <w:r>
-        <w:t>After each run, $LASTEXITCODE (echo $?) prints 1, and Get-Content (cat) prints the file exactly as Set-Content wrote it: nothing was saved. For the whole-number rule, serde_json checks it while it fills the struct: port is an i64, a whole number, so 8080.5 does not fit and is an Err, and so are true, "eighty", and null. The lone 8080 is an Err too, because serde_json needs an object to fill a struct.</w:t>
+        <w:t>After each run, $LASTEXITCODE (echo $?) prints 1, and Get-Content (cat) prints the file exactly as Set-Content wrote it: nothing was saved. For the whole-number rule, serde_json checks it while it fills the struct: port is an i64, a whole number, so 8080.5 does not fit and is an Err, and so are true, "eighty", and null. The lone 8080 is refused before that: load_config first reads the text as a serde_json::Value, and is_object() is false for it.</w:t>
       </w:r>
     </w:p>
     <w:p>
@@ -18651,6 +18792,14 @@
         <w:pStyle w:val="ListBullet"/>
       </w:pPr>
       <w:r>
+        <w:t>serde can fill a struct from a JSON list as well as from an object, taking the values in order, so ["x", "y", 8080, true] would load as a configuration. load_config therefore reads the text first as a serde_json::Value, which holds any one JSON value, refuses it unless is_object() is true, and only then fills the struct with serde_json::from_value. A list, a lone number, or null then gets the one not-valid Error line, as in the other languages.</w:t>
+      </w:r>
+    </w:p>
+    <w:p>
+      <w:pPr>
+        <w:pStyle w:val="ListBullet"/>
+      </w:pPr>
+      <w:r>
         <w:t>load_config checks the range after serde has filled the struct, because only then is port a number. || needs one side true, as in Lesson 2.4a, so a port below 1 or above 65535 is refused.</w:t>
       </w:r>
     </w:p>
@@ -19131,7 +19280,7 @@
         <w:pStyle w:val="SourceCode"/>
       </w:pPr>
       <w:r>
-        <w:t xml:space="preserve">    %% in the order given, as compact JSON.</w:t>
+        <w:t xml:space="preserve">    %% in order, as compact JSON; fun json:encode_value/2 writes each value.</w:t>
       </w:r>
     </w:p>
     <w:p>
@@ -19813,15 +19962,15 @@
         <w:pStyle w:val="SourceCode"/>
       </w:pPr>
       <w:r>
-        <w:t>%% it. They are written once, here, so every part of the program that</w:t>
-      </w:r>
-    </w:p>
-    <w:p>
-      <w:pPr>
-        <w:pStyle w:val="SourceCode"/>
-      </w:pPr>
-      <w:r>
-        <w:t>%% needs them uses the same values.</w:t>
+        <w:t>%% it. They are written once, here, so the whole program uses the same</w:t>
+      </w:r>
+    </w:p>
+    <w:p>
+      <w:pPr>
+        <w:pStyle w:val="SourceCode"/>
+      </w:pPr>
+      <w:r>
+        <w:t>%% values. Remember, -spec documents a function's types.</w:t>
       </w:r>
     </w:p>
     <w:p>
@@ -20385,23 +20534,23 @@
         <w:pStyle w:val="SourceCode"/>
       </w:pPr>
       <w:r>
-        <w:t>%% Serializes Config as compact JSON, keys in the file's order, and writes</w:t>
-      </w:r>
-    </w:p>
-    <w:p>
-      <w:pPr>
-        <w:pStyle w:val="SourceCode"/>
-      </w:pPr>
-      <w:r>
-        <w:t>%% it with one line ending to Path, replacing the file: ok, or {error,</w:t>
-      </w:r>
-    </w:p>
-    <w:p>
-      <w:pPr>
-        <w:pStyle w:val="SourceCode"/>
-      </w:pPr>
-      <w:r>
-        <w:t>%% Message}. This is Lesson 3.15a's save_config, unchanged.</w:t>
+        <w:t>%% Lesson 3.15a's save_config, unchanged: writes Config as compact JSON,</w:t>
+      </w:r>
+    </w:p>
+    <w:p>
+      <w:pPr>
+        <w:pStyle w:val="SourceCode"/>
+      </w:pPr>
+      <w:r>
+        <w:t>%% keys in the file's order, and one line ending over Path: ok, or {error,</w:t>
+      </w:r>
+    </w:p>
+    <w:p>
+      <w:pPr>
+        <w:pStyle w:val="SourceCode"/>
+      </w:pPr>
+      <w:r>
+        <w:t>%% Message}. Remember, io_lib:format returns text; lists:flatten joins it.</w:t>
       </w:r>
     </w:p>
     <w:p>
@@ -20534,15 +20683,15 @@
         <w:pStyle w:val="SourceCode"/>
       </w:pPr>
       <w:r>
-        <w:t>%% Remember, main/0 is the exported entry point, and init:stop(1) ends</w:t>
-      </w:r>
-    </w:p>
-    <w:p>
-      <w:pPr>
-        <w:pStyle w:val="SourceCode"/>
-      </w:pPr>
-      <w:r>
-        <w:t>%% with exit code 1 after every printed line.</w:t>
+        <w:t>%% Remember, main/0 is the exported entry point, standard_error is the</w:t>
+      </w:r>
+    </w:p>
+    <w:p>
+      <w:pPr>
+        <w:pStyle w:val="SourceCode"/>
+      </w:pPr>
+      <w:r>
+        <w:t>%% error stream, and init:stop(1) ends with exit code 1 after every printed line.</w:t>
       </w:r>
     </w:p>
     <w:p>
@@ -22071,31 +22220,31 @@
         <w:pStyle w:val="SourceCode"/>
       </w:pPr>
       <w:r>
-        <w:t xml:space="preserve">        // Step 7: save the text back into service.json. The file was read</w:t>
-      </w:r>
-    </w:p>
-    <w:p>
-      <w:pPr>
-        <w:pStyle w:val="SourceCode"/>
-      </w:pPr>
-      <w:r>
-        <w:t xml:space="preserve">        // in step 2, so writing it now replaces its whole contents, as</w:t>
-      </w:r>
-    </w:p>
-    <w:p>
-      <w:pPr>
-        <w:pStyle w:val="SourceCode"/>
-      </w:pPr>
-      <w:r>
-        <w:t xml:space="preserve">        // Lesson 3.5a's overwrite did. Remember, vm.writeFile replaces the</w:t>
-      </w:r>
-    </w:p>
-    <w:p>
-      <w:pPr>
-        <w:pStyle w:val="SourceCode"/>
-      </w:pPr>
-      <w:r>
-        <w:t xml:space="preserve">        // whole file.</w:t>
+        <w:t xml:space="preserve">        // Step 7: save the text and one line ending back into service.json.</w:t>
+      </w:r>
+    </w:p>
+    <w:p>
+      <w:pPr>
+        <w:pStyle w:val="SourceCode"/>
+      </w:pPr>
+      <w:r>
+        <w:t xml:space="preserve">        // The file was read in step 2, so vm.writeFile now replaces its whole</w:t>
+      </w:r>
+    </w:p>
+    <w:p>
+      <w:pPr>
+        <w:pStyle w:val="SourceCode"/>
+      </w:pPr>
+      <w:r>
+        <w:t xml:space="preserve">        // contents, as Lesson 3.5a's overwrite did. Remember, string.concat</w:t>
+      </w:r>
+    </w:p>
+    <w:p>
+      <w:pPr>
+        <w:pStyle w:val="SourceCode"/>
+      </w:pPr>
+      <w:r>
+        <w:t xml:space="preserve">        // joins texts, so "\n" adds the line ending.</w:t>
       </w:r>
     </w:p>
     <w:p>
@@ -22707,15 +22856,15 @@
         <w:pStyle w:val="SourceCode"/>
       </w:pPr>
       <w:r>
-        <w:t>// Remember, the vm file and JSON cheatcodes work only under forge, inside</w:t>
-      </w:r>
-    </w:p>
-    <w:p>
-      <w:pPr>
-        <w:pStyle w:val="SourceCode"/>
-      </w:pPr>
-      <w:r>
-        <w:t>// the folder fs_permissions allows, and relative paths start from the</w:t>
+        <w:t>// Remember, the vm file and JSON cheatcodes work only under forge, only on</w:t>
+      </w:r>
+    </w:p>
+    <w:p>
+      <w:pPr>
+        <w:pStyle w:val="SourceCode"/>
+      </w:pPr>
+      <w:r>
+        <w:t>// the files fs_permissions allows, and relative paths start from the</w:t>
       </w:r>
     </w:p>
     <w:p>
@@ -26522,31 +26671,31 @@
       </w:rPr>
     </w:lvl>
   </w:abstractNum>
-  <w:num w:numId="1" w16cid:durableId="1499226043">
+  <w:num w:numId="1" w16cid:durableId="412438881">
     <w:abstractNumId w:val="8"/>
   </w:num>
-  <w:num w:numId="2" w16cid:durableId="384723558">
+  <w:num w:numId="2" w16cid:durableId="938610882">
     <w:abstractNumId w:val="6"/>
   </w:num>
-  <w:num w:numId="3" w16cid:durableId="2110000518">
+  <w:num w:numId="3" w16cid:durableId="1404256937">
     <w:abstractNumId w:val="5"/>
   </w:num>
-  <w:num w:numId="4" w16cid:durableId="200899309">
+  <w:num w:numId="4" w16cid:durableId="2084176499">
     <w:abstractNumId w:val="4"/>
   </w:num>
-  <w:num w:numId="5" w16cid:durableId="1020085612">
+  <w:num w:numId="5" w16cid:durableId="728573902">
     <w:abstractNumId w:val="7"/>
   </w:num>
-  <w:num w:numId="6" w16cid:durableId="53696576">
+  <w:num w:numId="6" w16cid:durableId="1691570049">
     <w:abstractNumId w:val="3"/>
   </w:num>
-  <w:num w:numId="7" w16cid:durableId="2144882550">
+  <w:num w:numId="7" w16cid:durableId="1119957318">
     <w:abstractNumId w:val="2"/>
   </w:num>
-  <w:num w:numId="8" w16cid:durableId="1725057586">
+  <w:num w:numId="8" w16cid:durableId="1238318825">
     <w:abstractNumId w:val="1"/>
   </w:num>
-  <w:num w:numId="9" w16cid:durableId="1950041747">
+  <w:num w:numId="9" w16cid:durableId="526875380">
     <w:abstractNumId w:val="0"/>
   </w:num>
 </w:numbering>
